--- a/mps-nivel-c/oficial/04_registros/AASP_Gerenciador/AASP01_Grupos-Usuarios/ATA-AASP01-002_Ata-de-Aceite-Sprint1.docx
+++ b/mps-nivel-c/oficial/04_registros/AASP_Gerenciador/AASP01_Grupos-Usuarios/ATA-AASP01-002_Ata-de-Aceite-Sprint1.docx
@@ -506,7 +506,7 @@
                 <w:i w:val="0"/>
                 <w:sz w:val="20"/>
               </w:rPr>
-              <w:t>Abraão (Timeware)</w:t>
+              <w:t>Abraão Oliveira (Timeware)</w:t>
             </w:r>
           </w:p>
         </w:tc>
@@ -674,7 +674,7 @@
                 <w:i w:val="0"/>
                 <w:sz w:val="20"/>
               </w:rPr>
-              <w:t>AQU / GRE (evidência de projeto)</w:t>
+              <w:t>GPR / VV — Gerência de Projetos e Verificação e Validação (evidência de projeto)</w:t>
             </w:r>
           </w:p>
         </w:tc>
@@ -828,7 +828,7 @@
                 <w:i w:val="0"/>
                 <w:sz w:val="20"/>
               </w:rPr>
-              <w:t>Abraão · Cezar Hiraki</w:t>
+              <w:t>Abraão Oliveira · Cézar Velázquez</w:t>
             </w:r>
           </w:p>
         </w:tc>
@@ -880,7 +880,7 @@
                 <w:i w:val="0"/>
                 <w:sz w:val="20"/>
               </w:rPr>
-              <w:t>GP (Abraão) · Arquiteto/Tech Lead (Cezar) · Facilitador</w:t>
+              <w:t>GP (Abraão Oliveira) · Arquiteto/Tech Lead (Cézar) · Facilitador</w:t>
             </w:r>
           </w:p>
         </w:tc>
@@ -910,7 +910,7 @@
                 <w:i w:val="0"/>
                 <w:sz w:val="20"/>
               </w:rPr>
-              <w:t>Renan Kiyoshi</w:t>
+              <w:t>Renan Kioshi</w:t>
             </w:r>
           </w:p>
         </w:tc>
@@ -1954,7 +1954,7 @@
           <w:i w:val="0"/>
           <w:sz w:val="22"/>
         </w:rPr>
-        <w:t xml:space="preserve">Cezar Hiraki demonstrou todos os endpoints via </w:t>
+        <w:t xml:space="preserve">Cézar Velázquez demonstrou todos os endpoints via </w:t>
       </w:r>
       <w:r>
         <w:rPr>
@@ -2024,7 +2024,7 @@
           <w:i w:val="0"/>
           <w:sz w:val="22"/>
         </w:rPr>
-        <w:t xml:space="preserve">Renan Kiyoshi demonstrou os </w:t>
+        <w:t xml:space="preserve">Renan Kioshi demonstrou os </w:t>
       </w:r>
       <w:r>
         <w:rPr>
@@ -2599,7 +2599,7 @@
           <w:i w:val="0"/>
           <w:sz w:val="22"/>
         </w:rPr>
-        <w:t>Abraão (Timeware — GP):</w:t>
+        <w:t>Abraão Oliveira (Timeware — GP):</w:t>
       </w:r>
       <w:r>
         <w:rPr>
@@ -2925,7 +2925,7 @@
                 <w:i w:val="0"/>
                 <w:sz w:val="20"/>
               </w:rPr>
-              <w:t>Renan Kiyoshi, Henry Komatsu e Mateus Veloso</w:t>
+              <w:t>Renan Kioshi, Henry Komatsu e Mateus Veloso</w:t>
             </w:r>
           </w:p>
         </w:tc>
@@ -3006,7 +3006,7 @@
                 <w:i w:val="0"/>
                 <w:sz w:val="20"/>
               </w:rPr>
-              <w:t>Renan Kiyoshi, Henry Komatsu e Mateus Veloso</w:t>
+              <w:t>Renan Kioshi, Henry Komatsu e Mateus Veloso</w:t>
             </w:r>
           </w:p>
         </w:tc>
@@ -3169,7 +3169,7 @@
                 <w:i w:val="0"/>
                 <w:sz w:val="20"/>
               </w:rPr>
-              <w:t>Abraão</w:t>
+              <w:t>Abraão Oliveira</w:t>
             </w:r>
           </w:p>
         </w:tc>
@@ -3251,7 +3251,7 @@
                 <w:i w:val="0"/>
                 <w:sz w:val="20"/>
               </w:rPr>
-              <w:t>Abraão + Marcos Turnes</w:t>
+              <w:t>Abraão Oliveira + Marcos Turnes</w:t>
             </w:r>
           </w:p>
         </w:tc>
@@ -3505,7 +3505,7 @@
                 <w:i w:val="0"/>
                 <w:sz w:val="20"/>
               </w:rPr>
-              <w:t>Abraão</w:t>
+              <w:t>Abraão Oliveira</w:t>
             </w:r>
           </w:p>
         </w:tc>

--- a/mps-nivel-c/oficial/04_registros/AASP_Gerenciador/AASP01_Grupos-Usuarios/ATA-AASP01-002_Ata-de-Aceite-Sprint1.docx
+++ b/mps-nivel-c/oficial/04_registros/AASP_Gerenciador/AASP01_Grupos-Usuarios/ATA-AASP01-002_Ata-de-Aceite-Sprint1.docx
@@ -1725,7 +1725,7 @@
                 <w:i w:val="0"/>
                 <w:sz w:val="20"/>
               </w:rPr>
-              <w:t>PUT /grupos/{id}/permissoes (enum validado: Leitura, Escrita, Exclusão, Administração, Relatório)</w:t>
+              <w:t>PUT /grupos/{id}/permissoes (enum validado: Leitura, Escrita, Exclusao, Administracao, Relatorio)</w:t>
             </w:r>
           </w:p>
         </w:tc>

--- a/mps-nivel-c/oficial/04_registros/AASP_Gerenciador/AASP01_Grupos-Usuarios/ATA-AASP01-002_Ata-de-Aceite-Sprint1.docx
+++ b/mps-nivel-c/oficial/04_registros/AASP_Gerenciador/AASP01_Grupos-Usuarios/ATA-AASP01-002_Ata-de-Aceite-Sprint1.docx
@@ -506,7 +506,7 @@
                 <w:i w:val="0"/>
                 <w:sz w:val="20"/>
               </w:rPr>
-              <w:t>Abraão (Timeware)</w:t>
+              <w:t>Abraão Oliveira (Timeware)</w:t>
             </w:r>
           </w:p>
         </w:tc>
@@ -674,7 +674,7 @@
                 <w:i w:val="0"/>
                 <w:sz w:val="20"/>
               </w:rPr>
-              <w:t>AQU / GRE (evidência de projeto)</w:t>
+              <w:t>GPR / VV — Gerência de Projetos e Verificação e Validação (evidência de projeto)</w:t>
             </w:r>
           </w:p>
         </w:tc>
@@ -828,7 +828,7 @@
                 <w:i w:val="0"/>
                 <w:sz w:val="20"/>
               </w:rPr>
-              <w:t>Abraão · Cezar Hiraki</w:t>
+              <w:t>Abraão Oliveira · Cézar Velázquez</w:t>
             </w:r>
           </w:p>
         </w:tc>
@@ -880,7 +880,7 @@
                 <w:i w:val="0"/>
                 <w:sz w:val="20"/>
               </w:rPr>
-              <w:t>GP (Abraão) · Arquiteto/Tech Lead (Cezar) · Facilitador</w:t>
+              <w:t>GP (Abraão Oliveira) · Arquiteto/Tech Lead (Cézar) · Facilitador</w:t>
             </w:r>
           </w:p>
         </w:tc>
@@ -910,7 +910,7 @@
                 <w:i w:val="0"/>
                 <w:sz w:val="20"/>
               </w:rPr>
-              <w:t>Renan Kiyoshi</w:t>
+              <w:t>Renan Kioshi</w:t>
             </w:r>
           </w:p>
         </w:tc>
@@ -1725,7 +1725,7 @@
                 <w:i w:val="0"/>
                 <w:sz w:val="20"/>
               </w:rPr>
-              <w:t>PUT /grupos/{id}/permissoes (enum validado: Leitura, Escrita, Exclusão, Administração, Relatório)</w:t>
+              <w:t>PUT /grupos/{id}/permissoes (enum validado: Leitura, Escrita, Exclusao, Administracao, Relatorio)</w:t>
             </w:r>
           </w:p>
         </w:tc>
@@ -1954,7 +1954,7 @@
           <w:i w:val="0"/>
           <w:sz w:val="22"/>
         </w:rPr>
-        <w:t xml:space="preserve">Cezar Hiraki demonstrou todos os endpoints via </w:t>
+        <w:t xml:space="preserve">Cézar Velázquez demonstrou todos os endpoints via </w:t>
       </w:r>
       <w:r>
         <w:rPr>
@@ -2024,7 +2024,7 @@
           <w:i w:val="0"/>
           <w:sz w:val="22"/>
         </w:rPr>
-        <w:t xml:space="preserve">Renan Kiyoshi demonstrou os </w:t>
+        <w:t xml:space="preserve">Renan Kioshi demonstrou os </w:t>
       </w:r>
       <w:r>
         <w:rPr>
@@ -2599,7 +2599,7 @@
           <w:i w:val="0"/>
           <w:sz w:val="22"/>
         </w:rPr>
-        <w:t>Abraão (Timeware — GP):</w:t>
+        <w:t>Abraão Oliveira (Timeware — GP):</w:t>
       </w:r>
       <w:r>
         <w:rPr>
@@ -2925,7 +2925,7 @@
                 <w:i w:val="0"/>
                 <w:sz w:val="20"/>
               </w:rPr>
-              <w:t>Renan Kiyoshi, Henry Komatsu e Mateus Veloso</w:t>
+              <w:t>Renan Kioshi, Henry Komatsu e Mateus Veloso</w:t>
             </w:r>
           </w:p>
         </w:tc>
@@ -3006,7 +3006,7 @@
                 <w:i w:val="0"/>
                 <w:sz w:val="20"/>
               </w:rPr>
-              <w:t>Renan Kiyoshi, Henry Komatsu e Mateus Veloso</w:t>
+              <w:t>Renan Kioshi, Henry Komatsu e Mateus Veloso</w:t>
             </w:r>
           </w:p>
         </w:tc>
@@ -3169,7 +3169,7 @@
                 <w:i w:val="0"/>
                 <w:sz w:val="20"/>
               </w:rPr>
-              <w:t>Abraão</w:t>
+              <w:t>Abraão Oliveira</w:t>
             </w:r>
           </w:p>
         </w:tc>
@@ -3251,7 +3251,7 @@
                 <w:i w:val="0"/>
                 <w:sz w:val="20"/>
               </w:rPr>
-              <w:t>Abraão + Marcos Turnes</w:t>
+              <w:t>Abraão Oliveira + Marcos Turnes</w:t>
             </w:r>
           </w:p>
         </w:tc>
@@ -3505,7 +3505,7 @@
                 <w:i w:val="0"/>
                 <w:sz w:val="20"/>
               </w:rPr>
-              <w:t>Abraão</w:t>
+              <w:t>Abraão Oliveira</w:t>
             </w:r>
           </w:p>
         </w:tc>

--- a/mps-nivel-c/oficial/04_registros/AASP_Gerenciador/AASP01_Grupos-Usuarios/ATA-AASP01-002_Ata-de-Aceite-Sprint1.docx
+++ b/mps-nivel-c/oficial/04_registros/AASP_Gerenciador/AASP01_Grupos-Usuarios/ATA-AASP01-002_Ata-de-Aceite-Sprint1.docx
@@ -1584,7 +1584,7 @@
                 <w:i w:val="0"/>
                 <w:sz w:val="20"/>
               </w:rPr>
-              <w:t>POST /grupos (criação com validação de nome único); GET /grupos (listagem paginada); GET /grupos/{id} (busca individual); PUT /grupos/{id} (atualização); DELETE /grupos/{id} (soft delete — campo Ativo=false)</w:t>
+              <w:t>incluirgrupo (criação com validação de nome único); listargrupo (listagem paginada); buscargrupoporid (usuários do grupo); alterargrupo (alteração); excluirgrupo (soft delete — campo excluido=1); ativardesativar (ativa/desativa)</w:t>
             </w:r>
           </w:p>
         </w:tc>
@@ -1610,7 +1610,7 @@
                 <w:i w:val="0"/>
                 <w:sz w:val="20"/>
               </w:rPr>
-              <w:t>5 cenários: GRP-01 a GRP-05 — todos OK (100%)</w:t>
+              <w:t>7 cenários: GRP-01 a GRP-07 — todos OK (100%)</w:t>
             </w:r>
           </w:p>
         </w:tc>
@@ -1675,7 +1675,7 @@
                 <w:i w:val="0"/>
                 <w:sz w:val="20"/>
               </w:rPr>
-              <w:t xml:space="preserve"> — Permissões por Grupo (RBAC)</w:t>
+              <w:t xml:space="preserve"> — Função do Usuário no Grupo</w:t>
             </w:r>
           </w:p>
         </w:tc>
@@ -1725,7 +1725,7 @@
                 <w:i w:val="0"/>
                 <w:sz w:val="20"/>
               </w:rPr>
-              <w:t>PUT /grupos/{id}/permissoes (enum validado: Leitura, Escrita, Exclusão, Administração, Relatório)</w:t>
+              <w:t>alterarfuncaodousuario (função: Usuario/Administrador)</w:t>
             </w:r>
           </w:p>
         </w:tc>
@@ -1750,7 +1750,7 @@
                 <w:i w:val="0"/>
                 <w:sz w:val="20"/>
               </w:rPr>
-              <w:t>2 cenários: PERM-01 e PERM-02 — todos OK (100%)</w:t>
+              <w:t>1 cenário: FUNC-01 — OK (100%)</w:t>
             </w:r>
           </w:p>
         </w:tc>
@@ -1867,7 +1867,7 @@
                 <w:i w:val="0"/>
                 <w:sz w:val="20"/>
               </w:rPr>
-              <w:t>POST /grupos/{id}/usuarios (com validação de usuário ativo); DELETE /grupos/{id}/usuarios/{uid} (soft delete do vínculo)</w:t>
+              <w:t>vínculo de usuários via GrupoDeUsuarios em incluirgrupo/alterargrupo; removerusuario (soft delete do vínculo)</w:t>
             </w:r>
           </w:p>
         </w:tc>
@@ -1893,7 +1893,7 @@
                 <w:i w:val="0"/>
                 <w:sz w:val="20"/>
               </w:rPr>
-              <w:t>3 cenários: VINC-01, VINC-02, VINC-03 — todos OK (100%)</w:t>
+              <w:t>2 cenários: VINC-01, VINC-02 — todos OK (100%)</w:t>
             </w:r>
           </w:p>
         </w:tc>
@@ -2010,7 +2010,7 @@
           <w:i w:val="0"/>
           <w:sz w:val="22"/>
         </w:rPr>
-        <w:t xml:space="preserve"> de homologação, cobrindo os fluxos happy path e sad path de cada história. As validações de negócio (nome único de grupo, enum de permissões, usuário ativo) foram demonstradas em tempo real com payloads de teste preparados previamente.</w:t>
+        <w:t xml:space="preserve"> de homologação, cobrindo os fluxos happy path e sad path de cada história. As validações de negócio (nome único de grupo e função do usuário) foram demonstradas em tempo real com payloads de teste preparados previamente.</w:t>
       </w:r>
     </w:p>
     <w:p>
@@ -2042,7 +2042,7 @@
           <w:i w:val="0"/>
           <w:sz w:val="22"/>
         </w:rPr>
-        <w:t xml:space="preserve"> do banco de dados (estrutura das tabelas Grupos, PermissoesGrupo e UsuariosGrupo) e a organização do repositório no Azure DevOps, incluindo as branches de feature, PRs aprovados e histórico de commits por história.</w:t>
+        <w:t xml:space="preserve"> do banco de dados (estrutura das tabelas grupos_usuarios, grupos_usuarios_vinculos e grupos_usuarios_funcao) e a organização do repositório no GitLab, incluindo as branches de feature, MRs aprovados e histórico de commits por história.</w:t>
       </w:r>
     </w:p>
     <w:p>
@@ -2074,7 +2074,7 @@
           <w:i w:val="0"/>
           <w:sz w:val="22"/>
         </w:rPr>
-        <w:t xml:space="preserve"> (GRP-01 a GRP-05, PERM-01, PERM-02, VINC-01 a VINC-03) foram executados por ela no ambiente de homologação AASP em 06/06/2026 e aprovados sem ressalvas, conforme evidências registradas no CTQ-AASP01-001.</w:t>
+        <w:t xml:space="preserve"> (GRP-01 a GRP-07, FUNC-01, VINC-01 e VINC-02) foram executados por ela no ambiente de homologação AASP em 06/06/2026 e aprovados sem ressalvas, conforme evidências registradas no CTQ-AASP01-001.</w:t>
       </w:r>
     </w:p>
     <w:p>

--- a/mps-nivel-c/oficial/04_registros/AASP_Gerenciador/AASP01_Grupos-Usuarios/ATA-AASP01-002_Ata-de-Aceite-Sprint1.docx
+++ b/mps-nivel-c/oficial/04_registros/AASP_Gerenciador/AASP01_Grupos-Usuarios/ATA-AASP01-002_Ata-de-Aceite-Sprint1.docx
@@ -1236,7 +1236,7 @@
                 <w:i w:val="0"/>
                 <w:sz w:val="20"/>
               </w:rPr>
-              <w:t>Leonardo Francisco Pereira</w:t>
+              <w:t>Caroline Sousa</w:t>
             </w:r>
           </w:p>
         </w:tc>
@@ -1321,7 +1321,7 @@
           <w:i w:val="0"/>
           <w:sz w:val="22"/>
         </w:rPr>
-        <w:t>Apresentar os entregáveis da Sprint 1 (AG-20, AG-21, AG-22) ao cliente AASP, demonstrar o funcionamento dos endpoints via Swagger UI, apresentar os resultados dos testes de homologação executados por Leonardo Francisco Pereira e obter o aceite formal de Marcos Turnes (AASP, PO), encerrando oficialmente a Sprint 1.</w:t>
+        <w:t>Apresentar os entregáveis da Sprint 1 (AG-20, AG-21, AG-22) ao cliente AASP, demonstrar o funcionamento dos endpoints via Swagger UI, apresentar os resultados dos testes de homologação executados por Caroline Sousa e obter o aceite formal de Marcos Turnes (AASP, PO), encerrando oficialmente a Sprint 1.</w:t>
       </w:r>
     </w:p>
     <w:p>
@@ -2056,7 +2056,7 @@
           <w:i w:val="0"/>
           <w:sz w:val="22"/>
         </w:rPr>
-        <w:t xml:space="preserve">Leonardo Francisco Pereira confirmou que todos os </w:t>
+        <w:t xml:space="preserve">Caroline Sousa confirmou que todos os </w:t>
       </w:r>
       <w:r>
         <w:rPr>
@@ -2435,7 +2435,7 @@
                 <w:i w:val="0"/>
                 <w:sz w:val="20"/>
               </w:rPr>
-              <w:t>10/10 (100%) aprovados por Leonardo Francisco Pereira em 06/06/2026</w:t>
+              <w:t>10/10 (100%) aprovados por Caroline Sousa em 06/06/2026</w:t>
             </w:r>
           </w:p>
         </w:tc>
@@ -2575,7 +2575,7 @@
           <w:i w:val="0"/>
           <w:sz w:val="22"/>
         </w:rPr>
-        <w:t>Leonardo Francisco Pereira (AASP — QA):</w:t>
+        <w:t>Caroline Sousa (AASP — QA):</w:t>
       </w:r>
       <w:r>
         <w:rPr>
@@ -2608,7 +2608,7 @@
           <w:i w:val="0"/>
           <w:sz w:val="22"/>
         </w:rPr>
-        <w:t xml:space="preserve"> Informou que a Sprint 2 inicia em 09/06/2026 com as histórias AG-23 (Auditoria de Grupos) e AG-24 (Integração com ms.temis.vinculos). Confirmou que o ambiente de homologação será preparado até 11/06/2026 conforme solicitado por Leonardo Francisco Pereira.</w:t>
+        <w:t xml:space="preserve"> Informou que a Sprint 2 inicia em 09/06/2026 com as histórias AG-23 (Auditoria de Grupos) e AG-24 (Integração com ms.temis.vinculos). Confirmou que o ambiente de homologação será preparado até 11/06/2026 conforme solicitado por Caroline Sousa.</w:t>
       </w:r>
     </w:p>
     <w:p>
@@ -3088,7 +3088,7 @@
                 <w:i w:val="0"/>
                 <w:sz w:val="20"/>
               </w:rPr>
-              <w:t>Leonardo Francisco Pereira (AASP)</w:t>
+              <w:t>Caroline Sousa (AASP)</w:t>
             </w:r>
           </w:p>
         </w:tc>
